--- a/guides/ch15-study-guide.docx
+++ b/guides/ch15-study-guide.docx
@@ -666,7 +666,7 @@
         <w:pStyle w:val="Heading1"/>
       </w:pPr>
       <w:r>
-        <w:t>Frequently asked questions, continued</w:t>
+        <w:t>Frequently asked questions</w:t>
       </w:r>
     </w:p>
     <w:p>
@@ -775,7 +775,7 @@
     </w:p>
     <w:p>
       <w:r>
-        <w:t>Sooner than expected, someone in your career will be asked to draft the AI usage guidelines for a team, and the temptation is to either ban everything (unenforceable and self-defeating) or say nothing (the disclosure vacuum that produced the consulting-analyst case above). A workable policy fits on one page and answers five questions plainly, in Chapter 11’s ground-rules style.</w:t>
+        <w:t>Sooner than expected, someone in your career will be asked to draft the AI usage guidelines for a team, and the temptation is to either ban everything (unenforceable and self-defeating) or say nothing (the disclosure vacuum that produced the consulting-analyst case later in this chapter). A workable policy fits on one page and answers five questions plainly, in Chapter 11’s ground-rules style.</w:t>
       </w:r>
     </w:p>
     <w:p>
@@ -1499,7 +1499,7 @@
         <w:pStyle w:val="Heading1"/>
       </w:pPr>
       <w:r>
-        <w:t>Frequently asked questions</w:t>
+        <w:t>Frequently asked questions, continued</w:t>
       </w:r>
     </w:p>
     <w:p>

--- a/guides/ch15-study-guide.docx
+++ b/guides/ch15-study-guide.docx
@@ -2328,7 +2328,7 @@
         <w:color w:val="5E6B64"/>
         <w:sz w:val="18"/>
       </w:rPr>
-      <w:t xml:space="preserve">BADM 225 Study Guide · Chapter 15  —  Page </w:t>
+      <w:t xml:space="preserve">© 2026 Derek D. Bussan · BADM 225 Study Guide · Chapter 15  —  Page </w:t>
     </w:r>
     <w:r>
       <w:rPr>
